--- a/cd/doc/changes/202607.ParzysteNieparzyste.docx
+++ b/cd/doc/changes/202607.ParzysteNieparzyste.docx
@@ -36,7 +36,12 @@
               <w:t>P</w:t>
             </w:r>
             <w:r>
-              <w:t>roszę o pobranie</w:t>
+              <w:t>rosimy</w:t>
+            </w:r>
+            <w:bookmarkStart w:id="0" w:name="_GoBack"/>
+            <w:bookmarkEnd w:id="0"/>
+            <w:r>
+              <w:t xml:space="preserve"> o pobranie</w:t>
             </w:r>
             <w:r>
               <w:t xml:space="preserve"> i zainstalowanie</w:t>
@@ -76,11 +81,311 @@
     </w:p>
     <w:p>
       <w:pPr>
-        <w:pStyle w:val="Nagwek2"/>
-      </w:pPr>
+        <w:pStyle w:val="Spistreci1"/>
+        <w:tabs>
+          <w:tab w:val="right" w:leader="dot" w:pos="9770"/>
+        </w:tabs>
+        <w:rPr>
+          <w:rFonts w:asciiTheme="minorHAnsi" w:eastAsiaTheme="minorEastAsia" w:hAnsiTheme="minorHAnsi" w:cstheme="minorBidi"/>
+          <w:noProof/>
+          <w:sz w:val="22"/>
+          <w:szCs w:val="22"/>
+        </w:rPr>
+      </w:pPr>
+      <w:r>
+        <w:fldChar w:fldCharType="begin"/>
+      </w:r>
+      <w:r>
+        <w:instrText xml:space="preserve"> TOC \o "1-3" \h \z \u </w:instrText>
+      </w:r>
+      <w:r>
+        <w:fldChar w:fldCharType="separate"/>
+      </w:r>
+      <w:hyperlink w:anchor="_Toc234646401" w:history="1">
+        <w:r>
+          <w:rPr>
+            <w:rStyle w:val="Hipercze"/>
+            <w:noProof/>
+          </w:rPr>
+          <w:t>Planowanie w tygodnie parzyste i nieparzyste</w:t>
+        </w:r>
+        <w:r>
+          <w:rPr>
+            <w:noProof/>
+            <w:webHidden/>
+          </w:rPr>
+          <w:tab/>
+        </w:r>
+        <w:r>
+          <w:rPr>
+            <w:noProof/>
+            <w:webHidden/>
+          </w:rPr>
+          <w:fldChar w:fldCharType="begin"/>
+        </w:r>
+        <w:r>
+          <w:rPr>
+            <w:noProof/>
+            <w:webHidden/>
+          </w:rPr>
+          <w:instrText xml:space="preserve"> PAGEREF _Toc234646401 \h </w:instrText>
+        </w:r>
+        <w:r>
+          <w:rPr>
+            <w:noProof/>
+            <w:webHidden/>
+          </w:rPr>
+        </w:r>
+        <w:r>
+          <w:rPr>
+            <w:noProof/>
+            <w:webHidden/>
+          </w:rPr>
+          <w:fldChar w:fldCharType="separate"/>
+        </w:r>
+        <w:r>
+          <w:rPr>
+            <w:noProof/>
+            <w:webHidden/>
+          </w:rPr>
+          <w:t>1</w:t>
+        </w:r>
+        <w:r>
+          <w:rPr>
+            <w:noProof/>
+            <w:webHidden/>
+          </w:rPr>
+          <w:fldChar w:fldCharType="end"/>
+        </w:r>
+      </w:hyperlink>
+    </w:p>
+    <w:p>
+      <w:pPr>
+        <w:pStyle w:val="Spistreci1"/>
+        <w:tabs>
+          <w:tab w:val="right" w:leader="dot" w:pos="9770"/>
+        </w:tabs>
+        <w:rPr>
+          <w:rFonts w:asciiTheme="minorHAnsi" w:eastAsiaTheme="minorEastAsia" w:hAnsiTheme="minorHAnsi" w:cstheme="minorBidi"/>
+          <w:noProof/>
+          <w:sz w:val="22"/>
+          <w:szCs w:val="22"/>
+        </w:rPr>
+      </w:pPr>
+      <w:hyperlink w:anchor="_Toc234646402" w:history="1">
+        <w:r>
+          <w:rPr>
+            <w:rStyle w:val="Hipercze"/>
+            <w:noProof/>
+          </w:rPr>
+          <w:t>Wydruk rozkładu: Kolory w legendzie</w:t>
+        </w:r>
+        <w:r>
+          <w:rPr>
+            <w:noProof/>
+            <w:webHidden/>
+          </w:rPr>
+          <w:tab/>
+        </w:r>
+        <w:r>
+          <w:rPr>
+            <w:noProof/>
+            <w:webHidden/>
+          </w:rPr>
+          <w:fldChar w:fldCharType="begin"/>
+        </w:r>
+        <w:r>
+          <w:rPr>
+            <w:noProof/>
+            <w:webHidden/>
+          </w:rPr>
+          <w:instrText xml:space="preserve"> PAGEREF _Toc234646402 \h </w:instrText>
+        </w:r>
+        <w:r>
+          <w:rPr>
+            <w:noProof/>
+            <w:webHidden/>
+          </w:rPr>
+        </w:r>
+        <w:r>
+          <w:rPr>
+            <w:noProof/>
+            <w:webHidden/>
+          </w:rPr>
+          <w:fldChar w:fldCharType="separate"/>
+        </w:r>
+        <w:r>
+          <w:rPr>
+            <w:noProof/>
+            <w:webHidden/>
+          </w:rPr>
+          <w:t>2</w:t>
+        </w:r>
+        <w:r>
+          <w:rPr>
+            <w:noProof/>
+            <w:webHidden/>
+          </w:rPr>
+          <w:fldChar w:fldCharType="end"/>
+        </w:r>
+      </w:hyperlink>
+    </w:p>
+    <w:p>
+      <w:pPr>
+        <w:pStyle w:val="Spistreci1"/>
+        <w:tabs>
+          <w:tab w:val="right" w:leader="dot" w:pos="9770"/>
+        </w:tabs>
+        <w:rPr>
+          <w:rFonts w:asciiTheme="minorHAnsi" w:eastAsiaTheme="minorEastAsia" w:hAnsiTheme="minorHAnsi" w:cstheme="minorBidi"/>
+          <w:noProof/>
+          <w:sz w:val="22"/>
+          <w:szCs w:val="22"/>
+        </w:rPr>
+      </w:pPr>
+      <w:hyperlink w:anchor="_Toc234646403" w:history="1">
+        <w:r>
+          <w:rPr>
+            <w:rStyle w:val="Hipercze"/>
+            <w:noProof/>
+          </w:rPr>
+          <w:t>Dostępne miejsce</w:t>
+        </w:r>
+        <w:r>
+          <w:rPr>
+            <w:noProof/>
+            <w:webHidden/>
+          </w:rPr>
+          <w:tab/>
+        </w:r>
+        <w:r>
+          <w:rPr>
+            <w:noProof/>
+            <w:webHidden/>
+          </w:rPr>
+          <w:fldChar w:fldCharType="begin"/>
+        </w:r>
+        <w:r>
+          <w:rPr>
+            <w:noProof/>
+            <w:webHidden/>
+          </w:rPr>
+          <w:instrText xml:space="preserve"> PAGEREF _Toc234646403 \h </w:instrText>
+        </w:r>
+        <w:r>
+          <w:rPr>
+            <w:noProof/>
+            <w:webHidden/>
+          </w:rPr>
+        </w:r>
+        <w:r>
+          <w:rPr>
+            <w:noProof/>
+            <w:webHidden/>
+          </w:rPr>
+          <w:fldChar w:fldCharType="separate"/>
+        </w:r>
+        <w:r>
+          <w:rPr>
+            <w:noProof/>
+            <w:webHidden/>
+          </w:rPr>
+          <w:t>3</w:t>
+        </w:r>
+        <w:r>
+          <w:rPr>
+            <w:noProof/>
+            <w:webHidden/>
+          </w:rPr>
+          <w:fldChar w:fldCharType="end"/>
+        </w:r>
+      </w:hyperlink>
+    </w:p>
+    <w:p>
+      <w:pPr>
+        <w:pStyle w:val="Spistreci1"/>
+        <w:tabs>
+          <w:tab w:val="right" w:leader="dot" w:pos="9770"/>
+        </w:tabs>
+        <w:rPr>
+          <w:rFonts w:asciiTheme="minorHAnsi" w:eastAsiaTheme="minorEastAsia" w:hAnsiTheme="minorHAnsi" w:cstheme="minorBidi"/>
+          <w:noProof/>
+          <w:sz w:val="22"/>
+          <w:szCs w:val="22"/>
+        </w:rPr>
+      </w:pPr>
+      <w:hyperlink w:anchor="_Toc234646404" w:history="1">
+        <w:r>
+          <w:rPr>
+            <w:rStyle w:val="Hipercze"/>
+            <w:noProof/>
+          </w:rPr>
+          <w:t>Inne zmiany</w:t>
+        </w:r>
+        <w:r>
+          <w:rPr>
+            <w:noProof/>
+            <w:webHidden/>
+          </w:rPr>
+          <w:tab/>
+        </w:r>
+        <w:r>
+          <w:rPr>
+            <w:noProof/>
+            <w:webHidden/>
+          </w:rPr>
+          <w:fldChar w:fldCharType="begin"/>
+        </w:r>
+        <w:r>
+          <w:rPr>
+            <w:noProof/>
+            <w:webHidden/>
+          </w:rPr>
+          <w:instrText xml:space="preserve"> PAGEREF _Toc234646404 \h </w:instrText>
+        </w:r>
+        <w:r>
+          <w:rPr>
+            <w:noProof/>
+            <w:webHidden/>
+          </w:rPr>
+        </w:r>
+        <w:r>
+          <w:rPr>
+            <w:noProof/>
+            <w:webHidden/>
+          </w:rPr>
+          <w:fldChar w:fldCharType="separate"/>
+        </w:r>
+        <w:r>
+          <w:rPr>
+            <w:noProof/>
+            <w:webHidden/>
+          </w:rPr>
+          <w:t>3</w:t>
+        </w:r>
+        <w:r>
+          <w:rPr>
+            <w:noProof/>
+            <w:webHidden/>
+          </w:rPr>
+          <w:fldChar w:fldCharType="end"/>
+        </w:r>
+      </w:hyperlink>
+    </w:p>
+    <w:p>
+      <w:r>
+        <w:fldChar w:fldCharType="end"/>
+      </w:r>
+    </w:p>
+    <w:p>
+      <w:pPr>
+        <w:pStyle w:val="Nagwek1"/>
+      </w:pPr>
+      <w:bookmarkStart w:id="1" w:name="_Toc234646401"/>
       <w:r>
         <w:t>Planowanie w tygodnie parzyste i nieparzyste</w:t>
       </w:r>
+      <w:bookmarkEnd w:id="1"/>
     </w:p>
     <w:p>
       <w:pPr>
@@ -307,6 +612,7 @@
           <w:sz w:val="20"/>
           <w:szCs w:val="20"/>
         </w:rPr>
+        <w:lastRenderedPageBreak/>
         <w:drawing>
           <wp:inline distT="0" distB="0" distL="0" distR="0" wp14:anchorId="0FB30D02" wp14:editId="3E843D98">
             <wp:extent cx="5972810" cy="4159250"/>
@@ -364,11 +670,76 @@
       <w:pPr>
         <w:pStyle w:val="Nagwek1"/>
       </w:pPr>
+      <w:bookmarkStart w:id="2" w:name="_Toc234646402"/>
+      <w:r>
+        <w:t>Wydruk rozkładu: Kolory w legendzie</w:t>
+      </w:r>
+      <w:bookmarkEnd w:id="2"/>
+    </w:p>
+    <w:p>
+      <w:r>
+        <w:t>Dodano możliwość wyboru sposobu pokolorowania legendy.</w:t>
+      </w:r>
+    </w:p>
+    <w:p>
+      <w:r>
+        <w:t>Poprzednio był to przedmiot.</w:t>
+      </w:r>
+    </w:p>
+    <w:p>
+      <w:r>
+        <w:t>Obecnie można wybrać przedmiot, grupę, wykładowcę, formę lub salę.</w:t>
+      </w:r>
+    </w:p>
+    <w:p>
+      <w:r>
+        <w:lastRenderedPageBreak/>
+        <w:drawing>
+          <wp:inline distT="0" distB="0" distL="0" distR="0" wp14:anchorId="381D1AEC" wp14:editId="1B27A6D0">
+            <wp:extent cx="5972810" cy="3788410"/>
+            <wp:effectExtent l="0" t="0" r="8890" b="2540"/>
+            <wp:docPr id="3" name="Obraz 3"/>
+            <wp:cNvGraphicFramePr>
+              <a:graphicFrameLocks xmlns:a="http://schemas.openxmlformats.org/drawingml/2006/main" noChangeAspect="1"/>
+            </wp:cNvGraphicFramePr>
+            <a:graphic xmlns:a="http://schemas.openxmlformats.org/drawingml/2006/main">
+              <a:graphicData uri="http://schemas.openxmlformats.org/drawingml/2006/picture">
+                <pic:pic xmlns:pic="http://schemas.openxmlformats.org/drawingml/2006/picture">
+                  <pic:nvPicPr>
+                    <pic:cNvPr id="0" name=""/>
+                    <pic:cNvPicPr/>
+                  </pic:nvPicPr>
+                  <pic:blipFill>
+                    <a:blip r:embed="rId12"/>
+                    <a:stretch>
+                      <a:fillRect/>
+                    </a:stretch>
+                  </pic:blipFill>
+                  <pic:spPr>
+                    <a:xfrm>
+                      <a:off x="0" y="0"/>
+                      <a:ext cx="5972810" cy="3788410"/>
+                    </a:xfrm>
+                    <a:prstGeom prst="rect">
+                      <a:avLst/>
+                    </a:prstGeom>
+                  </pic:spPr>
+                </pic:pic>
+              </a:graphicData>
+            </a:graphic>
+          </wp:inline>
+        </w:drawing>
+      </w:r>
+    </w:p>
+    <w:p>
+      <w:pPr>
+        <w:pStyle w:val="Nagwek1"/>
+      </w:pPr>
+      <w:bookmarkStart w:id="3" w:name="_Toc234646403"/>
       <w:r>
         <w:t>Dostępne miejsce</w:t>
       </w:r>
-      <w:bookmarkStart w:id="0" w:name="_GoBack"/>
-      <w:bookmarkEnd w:id="0"/>
+      <w:bookmarkEnd w:id="3"/>
     </w:p>
     <w:p/>
     <w:p>
@@ -395,7 +766,7 @@
                     <pic:cNvPicPr/>
                   </pic:nvPicPr>
                   <pic:blipFill>
-                    <a:blip r:embed="rId12"/>
+                    <a:blip r:embed="rId13"/>
                     <a:stretch>
                       <a:fillRect/>
                     </a:stretch>
@@ -419,11 +790,13 @@
     <w:p/>
     <w:p>
       <w:pPr>
-        <w:pStyle w:val="Nagwek2"/>
-      </w:pPr>
+        <w:pStyle w:val="Nagwek1"/>
+      </w:pPr>
+      <w:bookmarkStart w:id="4" w:name="_Toc234646404"/>
       <w:r>
         <w:t>Inne zmiany</w:t>
       </w:r>
+      <w:bookmarkEnd w:id="4"/>
     </w:p>
     <w:p>
       <w:pPr>
@@ -471,8 +844,8 @@
       </w:pPr>
     </w:p>
     <w:sectPr>
-      <w:headerReference w:type="default" r:id="rId13"/>
-      <w:footerReference w:type="default" r:id="rId14"/>
+      <w:headerReference w:type="default" r:id="rId14"/>
+      <w:footerReference w:type="default" r:id="rId15"/>
       <w:type w:val="continuous"/>
       <w:pgSz w:w="11906" w:h="16838"/>
       <w:pgMar w:top="957" w:right="1133" w:bottom="1418" w:left="993" w:header="142" w:footer="565" w:gutter="0"/>
@@ -532,7 +905,7 @@
           <w:rPr>
             <w:noProof/>
           </w:rPr>
-          <w:t>2</w:t>
+          <w:t>1</w:t>
         </w:r>
         <w:r>
           <w:fldChar w:fldCharType="end"/>
@@ -8136,7 +8509,7 @@
 </file>
 
 <file path=customXml/itemProps1.xml><?xml version="1.0" encoding="utf-8"?>
-<ds:datastoreItem xmlns:ds="http://schemas.openxmlformats.org/officeDocument/2006/customXml" ds:itemID="{CF81DFDA-1A86-4001-B4B1-A2AFC087B680}">
+<ds:datastoreItem xmlns:ds="http://schemas.openxmlformats.org/officeDocument/2006/customXml" ds:itemID="{FE40E6C7-7D35-4CF8-98D2-4F4815D38491}">
   <ds:schemaRefs>
     <ds:schemaRef ds:uri="http://schemas.openxmlformats.org/officeDocument/2006/bibliography"/>
   </ds:schemaRefs>

--- a/cd/doc/changes/202607.ParzysteNieparzyste.docx
+++ b/cd/doc/changes/202607.ParzysteNieparzyste.docx
@@ -38,8 +38,6 @@
             <w:r>
               <w:t>rosimy</w:t>
             </w:r>
-            <w:bookmarkStart w:id="0" w:name="_GoBack"/>
-            <w:bookmarkEnd w:id="0"/>
             <w:r>
               <w:t xml:space="preserve"> o pobranie</w:t>
             </w:r>
@@ -381,11 +379,11 @@
       <w:pPr>
         <w:pStyle w:val="Nagwek1"/>
       </w:pPr>
-      <w:bookmarkStart w:id="1" w:name="_Toc234646401"/>
+      <w:bookmarkStart w:id="0" w:name="_Toc234646401"/>
       <w:r>
         <w:t>Planowanie w tygodnie parzyste i nieparzyste</w:t>
       </w:r>
-      <w:bookmarkEnd w:id="1"/>
+      <w:bookmarkEnd w:id="0"/>
     </w:p>
     <w:p>
       <w:pPr>
@@ -665,13 +663,186 @@
       <w:pPr>
         <w:pStyle w:val="Nagwek2"/>
       </w:pPr>
+      <w:r>
+        <w:t>Okresy: Okres nadrzędny</w:t>
+      </w:r>
     </w:p>
     <w:p>
-      <w:pPr>
-        <w:pStyle w:val="Nagwek1"/>
+      <w:r>
+        <w:t xml:space="preserve">Wybierz </w:t>
+      </w:r>
+      <w:r>
+        <w:t>okres</w:t>
+      </w:r>
+      <w:r>
+        <w:t xml:space="preserve"> nadrzędny, jeżeli chcesz aby dni wolne</w:t>
+      </w:r>
+      <w:r>
+        <w:t xml:space="preserve"> (każda zmiana)</w:t>
+      </w:r>
+      <w:r>
+        <w:t xml:space="preserve"> automatycznie kopiowały się z tego </w:t>
+      </w:r>
+      <w:r>
+        <w:t>okresu. Zmiany są aktualizowane z 5min opóźnieniem.</w:t>
+      </w:r>
+    </w:p>
+    <w:p/>
+    <w:p>
+      <w:r>
+        <w:drawing>
+          <wp:inline distT="0" distB="0" distL="0" distR="0" wp14:anchorId="13E79266" wp14:editId="39D62E07">
+            <wp:extent cx="5972810" cy="1844040"/>
+            <wp:effectExtent l="0" t="0" r="8890" b="3810"/>
+            <wp:docPr id="8" name="Obraz 8"/>
+            <wp:cNvGraphicFramePr>
+              <a:graphicFrameLocks xmlns:a="http://schemas.openxmlformats.org/drawingml/2006/main" noChangeAspect="1"/>
+            </wp:cNvGraphicFramePr>
+            <a:graphic xmlns:a="http://schemas.openxmlformats.org/drawingml/2006/main">
+              <a:graphicData uri="http://schemas.openxmlformats.org/drawingml/2006/picture">
+                <pic:pic xmlns:pic="http://schemas.openxmlformats.org/drawingml/2006/picture">
+                  <pic:nvPicPr>
+                    <pic:cNvPr id="0" name=""/>
+                    <pic:cNvPicPr/>
+                  </pic:nvPicPr>
+                  <pic:blipFill>
+                    <a:blip r:embed="rId12"/>
+                    <a:stretch>
+                      <a:fillRect/>
+                    </a:stretch>
+                  </pic:blipFill>
+                  <pic:spPr>
+                    <a:xfrm>
+                      <a:off x="0" y="0"/>
+                      <a:ext cx="5972810" cy="1844040"/>
+                    </a:xfrm>
+                    <a:prstGeom prst="rect">
+                      <a:avLst/>
+                    </a:prstGeom>
+                  </pic:spPr>
+                </pic:pic>
+              </a:graphicData>
+            </a:graphic>
+          </wp:inline>
+        </w:drawing>
+      </w:r>
+      <w:bookmarkStart w:id="1" w:name="_GoBack"/>
+      <w:bookmarkEnd w:id="1"/>
+    </w:p>
+    <w:p/>
+    <w:p>
+      <w:pPr>
+        <w:pStyle w:val="Nagwek2"/>
+      </w:pPr>
+      <w:r>
+        <w:t>Uprawnienia od odczytu lub edycji</w:t>
+      </w:r>
+    </w:p>
+    <w:p>
+      <w:r>
+        <w:t>Obecnie okno uprawnienia oferuje możliwość ustawienia dostępu do obiektów w dwóch trybach: tylko odczyt lub zapis.</w:t>
+      </w:r>
+    </w:p>
+    <w:p>
+      <w:r>
+        <w:lastRenderedPageBreak/>
+        <w:drawing>
+          <wp:inline distT="0" distB="0" distL="0" distR="0" wp14:anchorId="49628937" wp14:editId="54B72AF2">
+            <wp:extent cx="5972810" cy="3447415"/>
+            <wp:effectExtent l="0" t="0" r="8890" b="635"/>
+            <wp:docPr id="6" name="Obraz 6"/>
+            <wp:cNvGraphicFramePr>
+              <a:graphicFrameLocks xmlns:a="http://schemas.openxmlformats.org/drawingml/2006/main" noChangeAspect="1"/>
+            </wp:cNvGraphicFramePr>
+            <a:graphic xmlns:a="http://schemas.openxmlformats.org/drawingml/2006/main">
+              <a:graphicData uri="http://schemas.openxmlformats.org/drawingml/2006/picture">
+                <pic:pic xmlns:pic="http://schemas.openxmlformats.org/drawingml/2006/picture">
+                  <pic:nvPicPr>
+                    <pic:cNvPr id="0" name=""/>
+                    <pic:cNvPicPr/>
+                  </pic:nvPicPr>
+                  <pic:blipFill>
+                    <a:blip r:embed="rId13"/>
+                    <a:stretch>
+                      <a:fillRect/>
+                    </a:stretch>
+                  </pic:blipFill>
+                  <pic:spPr>
+                    <a:xfrm>
+                      <a:off x="0" y="0"/>
+                      <a:ext cx="5972810" cy="3447415"/>
+                    </a:xfrm>
+                    <a:prstGeom prst="rect">
+                      <a:avLst/>
+                    </a:prstGeom>
+                  </pic:spPr>
+                </pic:pic>
+              </a:graphicData>
+            </a:graphic>
+          </wp:inline>
+        </w:drawing>
+      </w:r>
+    </w:p>
+    <w:p/>
+    <w:p>
+      <w:pPr>
+        <w:pStyle w:val="Nagwek2"/>
       </w:pPr>
       <w:bookmarkStart w:id="2" w:name="_Toc234646402"/>
       <w:r>
+        <w:t>Okresy: Nadawanie uprawnień do edycji kalendarza dni wolnych</w:t>
+      </w:r>
+    </w:p>
+    <w:p>
+      <w:r>
+        <w:t>Można zablokować możliwość zmiany kalendarza dni wolnych poprzez nadanie uprawnienia tylko do odczytu do wybranego okresu.</w:t>
+      </w:r>
+    </w:p>
+    <w:p>
+      <w:r>
+        <w:drawing>
+          <wp:inline distT="0" distB="0" distL="0" distR="0" wp14:anchorId="2C4A0C64" wp14:editId="2FCA27A4">
+            <wp:extent cx="5972810" cy="4302125"/>
+            <wp:effectExtent l="0" t="0" r="8890" b="3175"/>
+            <wp:docPr id="7" name="Obraz 7"/>
+            <wp:cNvGraphicFramePr>
+              <a:graphicFrameLocks xmlns:a="http://schemas.openxmlformats.org/drawingml/2006/main" noChangeAspect="1"/>
+            </wp:cNvGraphicFramePr>
+            <a:graphic xmlns:a="http://schemas.openxmlformats.org/drawingml/2006/main">
+              <a:graphicData uri="http://schemas.openxmlformats.org/drawingml/2006/picture">
+                <pic:pic xmlns:pic="http://schemas.openxmlformats.org/drawingml/2006/picture">
+                  <pic:nvPicPr>
+                    <pic:cNvPr id="0" name=""/>
+                    <pic:cNvPicPr/>
+                  </pic:nvPicPr>
+                  <pic:blipFill>
+                    <a:blip r:embed="rId14"/>
+                    <a:stretch>
+                      <a:fillRect/>
+                    </a:stretch>
+                  </pic:blipFill>
+                  <pic:spPr>
+                    <a:xfrm>
+                      <a:off x="0" y="0"/>
+                      <a:ext cx="5972810" cy="4302125"/>
+                    </a:xfrm>
+                    <a:prstGeom prst="rect">
+                      <a:avLst/>
+                    </a:prstGeom>
+                  </pic:spPr>
+                </pic:pic>
+              </a:graphicData>
+            </a:graphic>
+          </wp:inline>
+        </w:drawing>
+      </w:r>
+    </w:p>
+    <w:p>
+      <w:pPr>
+        <w:pStyle w:val="Nagwek1"/>
+      </w:pPr>
+      <w:r>
+        <w:lastRenderedPageBreak/>
         <w:t>Wydruk rozkładu: Kolory w legendzie</w:t>
       </w:r>
       <w:bookmarkEnd w:id="2"/>
@@ -693,12 +864,11 @@
     </w:p>
     <w:p>
       <w:r>
-        <w:lastRenderedPageBreak/>
         <w:drawing>
-          <wp:inline distT="0" distB="0" distL="0" distR="0" wp14:anchorId="381D1AEC" wp14:editId="1B27A6D0">
-            <wp:extent cx="5972810" cy="3788410"/>
-            <wp:effectExtent l="0" t="0" r="8890" b="2540"/>
-            <wp:docPr id="3" name="Obraz 3"/>
+          <wp:inline distT="0" distB="0" distL="0" distR="0" wp14:anchorId="5208B49F" wp14:editId="6AE9B035">
+            <wp:extent cx="5972810" cy="4105910"/>
+            <wp:effectExtent l="0" t="0" r="8890" b="8890"/>
+            <wp:docPr id="5" name="Obraz 5"/>
             <wp:cNvGraphicFramePr>
               <a:graphicFrameLocks xmlns:a="http://schemas.openxmlformats.org/drawingml/2006/main" noChangeAspect="1"/>
             </wp:cNvGraphicFramePr>
@@ -710,7 +880,7 @@
                     <pic:cNvPicPr/>
                   </pic:nvPicPr>
                   <pic:blipFill>
-                    <a:blip r:embed="rId12"/>
+                    <a:blip r:embed="rId15"/>
                     <a:stretch>
                       <a:fillRect/>
                     </a:stretch>
@@ -718,7 +888,7 @@
                   <pic:spPr>
                     <a:xfrm>
                       <a:off x="0" y="0"/>
-                      <a:ext cx="5972810" cy="3788410"/>
+                      <a:ext cx="5972810" cy="4105910"/>
                     </a:xfrm>
                     <a:prstGeom prst="rect">
                       <a:avLst/>
@@ -750,6 +920,9 @@
     <w:p/>
     <w:p>
       <w:r>
+        <w:rPr>
+          <w:noProof/>
+        </w:rPr>
         <w:drawing>
           <wp:inline distT="0" distB="0" distL="0" distR="0" wp14:anchorId="0E805AC5" wp14:editId="708D79E2">
             <wp:extent cx="5972810" cy="1301115"/>
@@ -766,7 +939,7 @@
                     <pic:cNvPicPr/>
                   </pic:nvPicPr>
                   <pic:blipFill>
-                    <a:blip r:embed="rId13"/>
+                    <a:blip r:embed="rId16"/>
                     <a:stretch>
                       <a:fillRect/>
                     </a:stretch>
@@ -844,8 +1017,8 @@
       </w:pPr>
     </w:p>
     <w:sectPr>
-      <w:headerReference w:type="default" r:id="rId14"/>
-      <w:footerReference w:type="default" r:id="rId15"/>
+      <w:headerReference w:type="default" r:id="rId17"/>
+      <w:footerReference w:type="default" r:id="rId18"/>
       <w:type w:val="continuous"/>
       <w:pgSz w:w="11906" w:h="16838"/>
       <w:pgMar w:top="957" w:right="1133" w:bottom="1418" w:left="993" w:header="142" w:footer="565" w:gutter="0"/>
@@ -905,7 +1078,7 @@
           <w:rPr>
             <w:noProof/>
           </w:rPr>
-          <w:t>1</w:t>
+          <w:t>2</w:t>
         </w:r>
         <w:r>
           <w:fldChar w:fldCharType="end"/>
@@ -8509,7 +8682,7 @@
 </file>
 
 <file path=customXml/itemProps1.xml><?xml version="1.0" encoding="utf-8"?>
-<ds:datastoreItem xmlns:ds="http://schemas.openxmlformats.org/officeDocument/2006/customXml" ds:itemID="{FE40E6C7-7D35-4CF8-98D2-4F4815D38491}">
+<ds:datastoreItem xmlns:ds="http://schemas.openxmlformats.org/officeDocument/2006/customXml" ds:itemID="{6791D88E-A55D-4F62-8B8F-74A0A9365B29}">
   <ds:schemaRefs>
     <ds:schemaRef ds:uri="http://schemas.openxmlformats.org/officeDocument/2006/bibliography"/>
   </ds:schemaRefs>

--- a/cd/doc/changes/202607.ParzysteNieparzyste.docx
+++ b/cd/doc/changes/202607.ParzysteNieparzyste.docx
@@ -681,10 +681,22 @@
         <w:t xml:space="preserve"> (każda zmiana)</w:t>
       </w:r>
       <w:r>
-        <w:t xml:space="preserve"> automatycznie kopiowały się z tego </w:t>
+        <w:t xml:space="preserve"> automatycznie kopiowały się z </w:t>
       </w:r>
       <w:r>
-        <w:t>okresu. Zmiany są aktualizowane z 5min opóźnieniem.</w:t>
+        <w:t>wybranego</w:t>
+      </w:r>
+      <w:r>
+        <w:t xml:space="preserve"> </w:t>
+      </w:r>
+      <w:r>
+        <w:t>okresu</w:t>
+      </w:r>
+      <w:r>
+        <w:t xml:space="preserve"> nadrzędnego</w:t>
+      </w:r>
+      <w:r>
+        <w:t>. Zmiany są aktualizowane z 5min opóźnieniem.</w:t>
       </w:r>
     </w:p>
     <w:p/>
@@ -726,8 +738,6 @@
           </wp:inline>
         </w:drawing>
       </w:r>
-      <w:bookmarkStart w:id="1" w:name="_GoBack"/>
-      <w:bookmarkEnd w:id="1"/>
     </w:p>
     <w:p/>
     <w:p>
@@ -788,7 +798,7 @@
       <w:pPr>
         <w:pStyle w:val="Nagwek2"/>
       </w:pPr>
-      <w:bookmarkStart w:id="2" w:name="_Toc234646402"/>
+      <w:bookmarkStart w:id="1" w:name="_Toc234646402"/>
       <w:r>
         <w:t>Okresy: Nadawanie uprawnień do edycji kalendarza dni wolnych</w:t>
       </w:r>
@@ -845,7 +855,7 @@
         <w:lastRenderedPageBreak/>
         <w:t>Wydruk rozkładu: Kolory w legendzie</w:t>
       </w:r>
-      <w:bookmarkEnd w:id="2"/>
+      <w:bookmarkEnd w:id="1"/>
     </w:p>
     <w:p>
       <w:r>
@@ -905,11 +915,11 @@
       <w:pPr>
         <w:pStyle w:val="Nagwek1"/>
       </w:pPr>
-      <w:bookmarkStart w:id="3" w:name="_Toc234646403"/>
+      <w:bookmarkStart w:id="2" w:name="_Toc234646403"/>
       <w:r>
         <w:t>Dostępne miejsce</w:t>
       </w:r>
-      <w:bookmarkEnd w:id="3"/>
+      <w:bookmarkEnd w:id="2"/>
     </w:p>
     <w:p/>
     <w:p>
@@ -965,11 +975,61 @@
       <w:pPr>
         <w:pStyle w:val="Nagwek1"/>
       </w:pPr>
-      <w:bookmarkStart w:id="4" w:name="_Toc234646404"/>
+      <w:bookmarkStart w:id="3" w:name="_Toc234646404"/>
+      <w:r>
+        <w:lastRenderedPageBreak/>
+        <w:t>Preferowane terminy w oknie Konflikt.</w:t>
+      </w:r>
+      <w:bookmarkStart w:id="4" w:name="_GoBack"/>
+      <w:bookmarkEnd w:id="4"/>
+    </w:p>
+    <w:p>
+      <w:r>
+        <w:drawing>
+          <wp:inline distT="0" distB="0" distL="0" distR="0" wp14:anchorId="5208AF71" wp14:editId="7606C113">
+            <wp:extent cx="5972810" cy="1959610"/>
+            <wp:effectExtent l="0" t="0" r="8890" b="2540"/>
+            <wp:docPr id="9" name="Obraz 9"/>
+            <wp:cNvGraphicFramePr>
+              <a:graphicFrameLocks xmlns:a="http://schemas.openxmlformats.org/drawingml/2006/main" noChangeAspect="1"/>
+            </wp:cNvGraphicFramePr>
+            <a:graphic xmlns:a="http://schemas.openxmlformats.org/drawingml/2006/main">
+              <a:graphicData uri="http://schemas.openxmlformats.org/drawingml/2006/picture">
+                <pic:pic xmlns:pic="http://schemas.openxmlformats.org/drawingml/2006/picture">
+                  <pic:nvPicPr>
+                    <pic:cNvPr id="0" name=""/>
+                    <pic:cNvPicPr/>
+                  </pic:nvPicPr>
+                  <pic:blipFill>
+                    <a:blip r:embed="rId17"/>
+                    <a:stretch>
+                      <a:fillRect/>
+                    </a:stretch>
+                  </pic:blipFill>
+                  <pic:spPr>
+                    <a:xfrm>
+                      <a:off x="0" y="0"/>
+                      <a:ext cx="5972810" cy="1959610"/>
+                    </a:xfrm>
+                    <a:prstGeom prst="rect">
+                      <a:avLst/>
+                    </a:prstGeom>
+                  </pic:spPr>
+                </pic:pic>
+              </a:graphicData>
+            </a:graphic>
+          </wp:inline>
+        </w:drawing>
+      </w:r>
+    </w:p>
+    <w:p>
+      <w:pPr>
+        <w:pStyle w:val="Nagwek1"/>
+      </w:pPr>
       <w:r>
         <w:t>Inne zmiany</w:t>
       </w:r>
-      <w:bookmarkEnd w:id="4"/>
+      <w:bookmarkEnd w:id="3"/>
     </w:p>
     <w:p>
       <w:pPr>
@@ -1017,8 +1077,8 @@
       </w:pPr>
     </w:p>
     <w:sectPr>
-      <w:headerReference w:type="default" r:id="rId17"/>
-      <w:footerReference w:type="default" r:id="rId18"/>
+      <w:headerReference w:type="default" r:id="rId18"/>
+      <w:footerReference w:type="default" r:id="rId19"/>
       <w:type w:val="continuous"/>
       <w:pgSz w:w="11906" w:h="16838"/>
       <w:pgMar w:top="957" w:right="1133" w:bottom="1418" w:left="993" w:header="142" w:footer="565" w:gutter="0"/>
@@ -1078,7 +1138,7 @@
           <w:rPr>
             <w:noProof/>
           </w:rPr>
-          <w:t>2</w:t>
+          <w:t>4</w:t>
         </w:r>
         <w:r>
           <w:fldChar w:fldCharType="end"/>
@@ -8682,7 +8742,7 @@
 </file>
 
 <file path=customXml/itemProps1.xml><?xml version="1.0" encoding="utf-8"?>
-<ds:datastoreItem xmlns:ds="http://schemas.openxmlformats.org/officeDocument/2006/customXml" ds:itemID="{6791D88E-A55D-4F62-8B8F-74A0A9365B29}">
+<ds:datastoreItem xmlns:ds="http://schemas.openxmlformats.org/officeDocument/2006/customXml" ds:itemID="{49124CA6-6A0F-42ED-BBAA-70CEE4B97B69}">
   <ds:schemaRefs>
     <ds:schemaRef ds:uri="http://schemas.openxmlformats.org/officeDocument/2006/bibliography"/>
   </ds:schemaRefs>

--- a/cd/doc/changes/202607.ParzysteNieparzyste.docx
+++ b/cd/doc/changes/202607.ParzysteNieparzyste.docx
@@ -978,7 +978,10 @@
       <w:bookmarkStart w:id="3" w:name="_Toc234646404"/>
       <w:r>
         <w:lastRenderedPageBreak/>
-        <w:t>Preferowane terminy w oknie Konflikt.</w:t>
+        <w:t>Preferowane terminy w oknie K</w:t>
+      </w:r>
+      <w:r>
+        <w:t>onflikt</w:t>
       </w:r>
       <w:bookmarkStart w:id="4" w:name="_GoBack"/>
       <w:bookmarkEnd w:id="4"/>
@@ -8742,7 +8745,7 @@
 </file>
 
 <file path=customXml/itemProps1.xml><?xml version="1.0" encoding="utf-8"?>
-<ds:datastoreItem xmlns:ds="http://schemas.openxmlformats.org/officeDocument/2006/customXml" ds:itemID="{49124CA6-6A0F-42ED-BBAA-70CEE4B97B69}">
+<ds:datastoreItem xmlns:ds="http://schemas.openxmlformats.org/officeDocument/2006/customXml" ds:itemID="{4CB5A439-3A63-4EDB-83D2-1491C48AF714}">
   <ds:schemaRefs>
     <ds:schemaRef ds:uri="http://schemas.openxmlformats.org/officeDocument/2006/bibliography"/>
   </ds:schemaRefs>
